--- a/isr_submission/Manuscript_blinded.docx
+++ b/isr_submission/Manuscript_blinded.docx
@@ -13201,7 +13201,7 @@
           <w:b w:val="0"/>
           <w:i w:val="0"/>
         </w:rPr>
-        <w:t xml:space="preserve"> SWE-bench Verified (Jimenez et al. 2024; the human-validated subset released by Chowdhury et al. 2024) labels each of 500 tasks with the time a human engineer would need to fix it. Combining the labels with a published run of a reasoning model on 495 of these tasks, the agent resolved 39.9 percent of the tasks labeled under 15 minutes (</w:t>
+        <w:t xml:space="preserve"> SWE-bench Verified (Jimenez et al. 2024; the human-validated subset released by OpenAI 2024) labels each of 500 tasks with the time a human engineer would need to fix it. Combining the labels with a published run of a reasoning model on 495 of these tasks, the agent resolved 39.9 percent of the tasks labeled under 15 minutes (</w:t>
       </w:r>
       <w:r>
         <w:rPr>
@@ -13998,21 +13998,7 @@
           <w:b w:val="0"/>
           <w:i w:val="0"/>
         </w:rPr>
-        <w:t xml:space="preserve">Bauer [first initial] (2026) The last costly signal: How generative AI collapses competence signaling and why liability sustains markets for expert services. </w:t>
-      </w:r>
-      <w:r>
-        <w:rPr>
-          <w:b w:val="0"/>
-          <w:i/>
-        </w:rPr>
-        <w:t>Games</w:t>
-      </w:r>
-      <w:r>
-        <w:rPr>
-          <w:b w:val="0"/>
-          <w:i w:val="0"/>
-        </w:rPr>
-        <w:t xml:space="preserve"> 17(5):49. [Authors' given name and final bibliographic details to be verified.]</w:t>
+        <w:t>Bauer A (2026) The last costly signal: How generative AI collapses competence signaling and why liability sustains markets for expert services. Working paper, arXiv:2607.26327 (v4).</w:t>
       </w:r>
     </w:p>
     <w:p>
@@ -14025,7 +14011,7 @@
           <w:b w:val="0"/>
           <w:i w:val="0"/>
         </w:rPr>
-        <w:t>Bergemann D, Bonatti A, Smolin A (2026) Menu pricing of large language models. Working paper, arXiv:2502.07736. [Version and publication status to be verified.]</w:t>
+        <w:t>Bergemann D, Bonatti A, Smolin A (2026) Menu pricing of large language models. Working paper, arXiv:2502.07736 (v2, March 2026).</w:t>
       </w:r>
     </w:p>
     <w:p>
@@ -14079,7 +14065,7 @@
           <w:b w:val="0"/>
           <w:i w:val="0"/>
         </w:rPr>
-        <w:t xml:space="preserve"> 15(1):3–21. [Details to be verified.]</w:t>
+        <w:t xml:space="preserve"> 15(1):3–21.</w:t>
       </w:r>
     </w:p>
     <w:p>
@@ -14092,7 +14078,21 @@
           <w:b w:val="0"/>
           <w:i w:val="0"/>
         </w:rPr>
-        <w:t>Chowdhury NJ, et al. (2024) Introducing SWE-bench Verified. Technical report, OpenAI. [Details to be verified.]</w:t>
+        <w:t xml:space="preserve">Goel AL, Okumoto K (1979) Time-dependent error-detection rate model for software reliability and other performance measures. </w:t>
+      </w:r>
+      <w:r>
+        <w:rPr>
+          <w:b w:val="0"/>
+          <w:i/>
+        </w:rPr>
+        <w:t>IEEE Trans. Reliability</w:t>
+      </w:r>
+      <w:r>
+        <w:rPr>
+          <w:b w:val="0"/>
+          <w:i w:val="0"/>
+        </w:rPr>
+        <w:t xml:space="preserve"> R-28(3):206–211.</w:t>
       </w:r>
     </w:p>
     <w:p>
@@ -14105,21 +14105,21 @@
           <w:b w:val="0"/>
           <w:i w:val="0"/>
         </w:rPr>
-        <w:t xml:space="preserve">Goel AL, Okumoto K (1979) Time-dependent error-detection rate model for software reliability and other performance measures. </w:t>
-      </w:r>
-      <w:r>
-        <w:rPr>
-          <w:b w:val="0"/>
-          <w:i/>
-        </w:rPr>
-        <w:t>IEEE Trans. Reliability</w:t>
-      </w:r>
-      <w:r>
-        <w:rPr>
-          <w:b w:val="0"/>
-          <w:i w:val="0"/>
-        </w:rPr>
-        <w:t xml:space="preserve"> R-28(3):206–211.</w:t>
+        <w:t xml:space="preserve">He H, Miller C, Agarwal S, Kästner C, Vasilescu B (2026) Speed at the cost of quality: How Cursor AI increases short-term velocity and long-term complexity in open-source projects. </w:t>
+      </w:r>
+      <w:r>
+        <w:rPr>
+          <w:b w:val="0"/>
+          <w:i/>
+        </w:rPr>
+        <w:t>Proc. 23rd Internat. Conf. Mining Software Repositories (MSR '26)</w:t>
+      </w:r>
+      <w:r>
+        <w:rPr>
+          <w:b w:val="0"/>
+          <w:i w:val="0"/>
+        </w:rPr>
+        <w:t>, arXiv:2511.04427.</w:t>
       </w:r>
     </w:p>
     <w:p>
@@ -14132,7 +14132,21 @@
           <w:b w:val="0"/>
           <w:i w:val="0"/>
         </w:rPr>
-        <w:t>He H, et al. (2026) Cursor adoption and software development outcomes: Evidence from open-source repositories. Working paper, arXiv:2511.04427. [Title and author list to be verified.]</w:t>
+        <w:t xml:space="preserve">Ji Y, Mookerjee VS, Sethi SP (2005) Optimal software development: A control theoretic approach. </w:t>
+      </w:r>
+      <w:r>
+        <w:rPr>
+          <w:b w:val="0"/>
+          <w:i/>
+        </w:rPr>
+        <w:t>Inform. Systems Res.</w:t>
+      </w:r>
+      <w:r>
+        <w:rPr>
+          <w:b w:val="0"/>
+          <w:i w:val="0"/>
+        </w:rPr>
+        <w:t xml:space="preserve"> 16(3):292–306.</w:t>
       </w:r>
     </w:p>
     <w:p>
@@ -14145,21 +14159,14 @@
           <w:b w:val="0"/>
           <w:i w:val="0"/>
         </w:rPr>
-        <w:t xml:space="preserve">Ji Y, Mookerjee VS, Sethi SP (2005) Optimal software development: A control theoretic approach. </w:t>
-      </w:r>
-      <w:r>
-        <w:rPr>
-          <w:b w:val="0"/>
-          <w:i/>
-        </w:rPr>
-        <w:t>Inform. Systems Res.</w:t>
-      </w:r>
-      <w:r>
-        <w:rPr>
-          <w:b w:val="0"/>
-          <w:i w:val="0"/>
-        </w:rPr>
-        <w:t xml:space="preserve"> 16(3):292–306.</w:t>
+        <w:t xml:space="preserve">Jimenez CE, Yang J, Wettig A, Yao S, Pei K, Press O, Narasimhan K (2024) SWE-bench: Can language models resolve real-world GitHub issues? </w:t>
+      </w:r>
+      <w:r>
+        <w:rPr>
+          <w:b w:val="0"/>
+          <w:i/>
+        </w:rPr>
+        <w:t>Proc. Internat. Conf. Learn. Representations (ICLR 2024).</w:t>
       </w:r>
     </w:p>
     <w:p>
@@ -14172,14 +14179,7 @@
           <w:b w:val="0"/>
           <w:i w:val="0"/>
         </w:rPr>
-        <w:t xml:space="preserve">Jimenez CE, Yang J, Wettig A, Yao S, Pei K, Press O, Narasimhan K (2024) SWE-bench: Can language models resolve real-world GitHub issues? </w:t>
-      </w:r>
-      <w:r>
-        <w:rPr>
-          <w:b w:val="0"/>
-          <w:i/>
-        </w:rPr>
-        <w:t>Proc. Internat. Conf. Learn. Representations (ICLR 2024).</w:t>
+        <w:t>Koren M, Bárány Z, Wohak U (2026) The directions of technical change. Working paper, arXiv:2602.12958.</w:t>
       </w:r>
     </w:p>
     <w:p>
@@ -14192,7 +14192,21 @@
           <w:b w:val="0"/>
           <w:i w:val="0"/>
         </w:rPr>
-        <w:t>Koren M, Bárány Z, Wohak [initials] (2026) [Title to be verified.] Working paper, arXiv:2602.12958.</w:t>
+        <w:t xml:space="preserve">Milgrom P, Shannon C (1994) Monotone comparative statics. </w:t>
+      </w:r>
+      <w:r>
+        <w:rPr>
+          <w:b w:val="0"/>
+          <w:i/>
+        </w:rPr>
+        <w:t>Econometrica</w:t>
+      </w:r>
+      <w:r>
+        <w:rPr>
+          <w:b w:val="0"/>
+          <w:i w:val="0"/>
+        </w:rPr>
+        <w:t xml:space="preserve"> 62(1):157–180.</w:t>
       </w:r>
     </w:p>
     <w:p>
@@ -14205,21 +14219,14 @@
           <w:b w:val="0"/>
           <w:i w:val="0"/>
         </w:rPr>
-        <w:t xml:space="preserve">Milgrom P, Shannon C (1994) Monotone comparative statics. </w:t>
-      </w:r>
-      <w:r>
-        <w:rPr>
-          <w:b w:val="0"/>
-          <w:i/>
-        </w:rPr>
-        <w:t>Econometrica</w:t>
-      </w:r>
-      <w:r>
-        <w:rPr>
-          <w:b w:val="0"/>
-          <w:i w:val="0"/>
-        </w:rPr>
-        <w:t xml:space="preserve"> 62(1):157–180.</w:t>
+        <w:t xml:space="preserve">Montgomery L, Lüders C, Maalej W (2022) An alternative issue tracking dataset of public Jira repositories. </w:t>
+      </w:r>
+      <w:r>
+        <w:rPr>
+          <w:b w:val="0"/>
+          <w:i/>
+        </w:rPr>
+        <w:t>Proc. 19th Internat. Conf. Mining Software Repositories (MSR 2022).</w:t>
       </w:r>
     </w:p>
     <w:p>
@@ -14232,14 +14239,21 @@
           <w:b w:val="0"/>
           <w:i w:val="0"/>
         </w:rPr>
-        <w:t xml:space="preserve">Montgomery L, Lüders C, Maalej W (2022) An alternative issue tracking dataset of public Jira repositories. </w:t>
-      </w:r>
-      <w:r>
-        <w:rPr>
-          <w:b w:val="0"/>
-          <w:i/>
-        </w:rPr>
-        <w:t>Proc. 19th Internat. Conf. Mining Software Repositories (MSR 2022).</w:t>
+        <w:t xml:space="preserve">Musa JD, Okumoto K (1984) A logarithmic Poisson execution time model for software reliability measurement. </w:t>
+      </w:r>
+      <w:r>
+        <w:rPr>
+          <w:b w:val="0"/>
+          <w:i/>
+        </w:rPr>
+        <w:t>Proc. 7th Internat. Conf. Software Engrg.</w:t>
+      </w:r>
+      <w:r>
+        <w:rPr>
+          <w:b w:val="0"/>
+          <w:i w:val="0"/>
+        </w:rPr>
+        <w:t>, 230–238.</w:t>
       </w:r>
     </w:p>
     <w:p>
@@ -14252,21 +14266,7 @@
           <w:b w:val="0"/>
           <w:i w:val="0"/>
         </w:rPr>
-        <w:t xml:space="preserve">Musa JD, Okumoto K (1984) A logarithmic Poisson execution time model for software reliability measurement. </w:t>
-      </w:r>
-      <w:r>
-        <w:rPr>
-          <w:b w:val="0"/>
-          <w:i/>
-        </w:rPr>
-        <w:t>Proc. 7th Internat. Conf. Software Engrg.</w:t>
-      </w:r>
-      <w:r>
-        <w:rPr>
-          <w:b w:val="0"/>
-          <w:i w:val="0"/>
-        </w:rPr>
-        <w:t>, 230–238.</w:t>
+        <w:t>OpenAI (2024) Introducing SWE-bench Verified. Blog post, August 13, 2024, https://openai.com/index/introducing-swe-bench-verified/.</w:t>
       </w:r>
     </w:p>
     <w:p>
@@ -14306,7 +14306,7 @@
           <w:b w:val="0"/>
           <w:i w:val="0"/>
         </w:rPr>
-        <w:t>Sreenivas [initials], Larson [initials] (2026) Contracting for LLM delegation: Moral hazard in technology and effort choice. Working paper, arXiv:2608.18232.</w:t>
+        <w:t>Sreenivas NK, Larson K (2026) Contracting for LLM delegation: Moral hazard in technology and effort choice. Working paper, arXiv:2608.18232.</w:t>
       </w:r>
     </w:p>
     <w:p>

--- a/isr_submission/Manuscript_blinded.docx
+++ b/isr_submission/Manuscript_blinded.docx
@@ -507,7 +507,7 @@
           <w:b w:val="0"/>
           <w:i w:val="0"/>
         </w:rPr>
-        <w:t xml:space="preserve"> Our investment results use standard tools: monotone comparative statics in the sense of Topkis (1998) and Milgrom and Shannon (1994), and a comparison of profit per unit of investment cost. The substantive result is not the tool but the shape of the profit function. We show that the profit is continuous, has a kink at the point where the tool's reach equals the human baseline, and that the kink is steep from the left. That shape implies bunching at parity. To our knowledge this is not a feature of existing models of quality investment, though we have not searched the literature exhaustively, and we flag the novelty claims in Section 8 as provisional.</w:t>
+        <w:t xml:space="preserve"> Our investment results use standard tools: monotone comparative statics in the sense of Topkis (1998) and Milgrom and Shannon (1994), and a comparison of profit per unit of investment cost. The substantive result is not the tool but the shape of the profit function. We show that the profit is continuous, has a kink at the point where the tool's reach equals the human baseline, and that the kink is steep from the left. That shape implies bunching at parity. To our knowledge this is not a feature of existing models of quality investment.</w:t>
       </w:r>
     </w:p>
     <w:p>
@@ -13914,7 +13914,7 @@
           <w:b w:val="0"/>
           <w:i w:val="0"/>
         </w:rPr>
-        <w:t>The paper's claims of novelty are restricted to the literature we reviewed, which consisted of a small set of recent working papers on AI pricing, signaling, and adoption, and of the software-reliability and information-systems literature on testing economics. We have not conducted a systematic search of the published literature and so cannot rule out overlap with existing work, particularly for the signaling extension in the Online Appendix, which we regard as an application of known mechanisms.</w:t>
+        <w:t>The signaling extension in the Online Appendix applies known mechanisms to a new setting, and we do not claim novelty for the mechanisms themselves.</w:t>
       </w:r>
     </w:p>
     <w:p>

--- a/isr_submission/Manuscript_blinded.docx
+++ b/isr_submission/Manuscript_blinded.docx
@@ -5160,7 +5160,7 @@
           <w:b w:val="0"/>
           <w:i w:val="0"/>
         </w:rPr>
-        <w:t xml:space="preserve">The class covered includes menus, two-part tariffs, success fees (which are transfers from the firm to the vendor and so make the bound easy to satisfy), and fixed-damages warranties. Table 1 reports the stakes level beyond which the theorem guarantees human testing, for the illustrative fault pool and discovery rate. The threshold is a guaranteed bound, not the actual exclusion boundary. In the illustrations of Section 6 the actual boundary under the vendor's optimal price is much lower. For </w:t>
+        <w:t xml:space="preserve">The class covered includes menus, two-part tariffs, success fees (which are transfers from the firm to the vendor and so make the bound easy to satisfy), and fixed-damages warranties. Table 1 reports the stakes level beyond which the theorem guarantees human testing, for the illustrative fault pool and discovery rate. The threshold is a guaranteed bound, not the actual exclusion boundary for a tool of finite cost-effectiveness (see Corollary 3.1). In the illustrations of Section 6 the actual boundary under the vendor's optimal price is much lower. For </w:t>
       </w:r>
       <w:r>
         <w:rPr>
@@ -6088,6 +6088,444 @@
           <w:sz w:val="18"/>
         </w:rPr>
         <w:t xml:space="preserve"> are those of the cost of one unit of human testing time. Illustrative parameters.</w:t>
+      </w:r>
+    </w:p>
+    <w:p>
+      <w:pPr>
+        <w:spacing w:before="120" w:after="120" w:line="360" w:lineRule="auto"/>
+        <w:ind w:left="432" w:right="432"/>
+      </w:pPr>
+      <w:r>
+        <w:rPr>
+          <w:b/>
+        </w:rPr>
+        <w:t xml:space="preserve">Corollary 3.1 (tightness). </w:t>
+      </w:r>
+      <w:r>
+        <w:rPr>
+          <w:b w:val="0"/>
+          <w:i/>
+        </w:rPr>
+        <w:t xml:space="preserve">For 0 &lt; </w:t>
+      </w:r>
+      <w:r>
+        <w:rPr>
+          <w:b w:val="0"/>
+          <w:i w:val="0"/>
+        </w:rPr>
+        <w:t>A</w:t>
+      </w:r>
+      <w:r>
+        <w:rPr>
+          <w:b w:val="0"/>
+          <w:i/>
+        </w:rPr>
+        <w:t xml:space="preserve"> &lt; 1, let κ̄(</w:t>
+      </w:r>
+      <w:r>
+        <w:rPr>
+          <w:b w:val="0"/>
+          <w:i w:val="0"/>
+        </w:rPr>
+        <w:t>A</w:t>
+      </w:r>
+      <w:r>
+        <w:rPr>
+          <w:b w:val="0"/>
+          <w:i/>
+        </w:rPr>
+        <w:t xml:space="preserve">) solve </w:t>
+      </w:r>
+      <w:r>
+        <w:rPr>
+          <w:b w:val="0"/>
+          <w:i w:val="0"/>
+        </w:rPr>
+        <w:t>h</w:t>
+      </w:r>
+      <w:r>
+        <w:rPr>
+          <w:b w:val="0"/>
+          <w:i/>
+        </w:rPr>
+        <w:t xml:space="preserve">(κ̄) = </w:t>
+      </w:r>
+      <w:r>
+        <w:rPr>
+          <w:b w:val="0"/>
+          <w:i w:val="0"/>
+        </w:rPr>
+        <w:t>A</w:t>
+      </w:r>
+      <w:r>
+        <w:rPr>
+          <w:b w:val="0"/>
+          <w:i/>
+        </w:rPr>
+        <w:t>; this is the τ = 0 threshold of Proposition 3 written in the stakes index. Then the upper end κ</w:t>
+      </w:r>
+      <w:r>
+        <w:rPr>
+          <w:b w:val="0"/>
+          <w:i/>
+          <w:vertAlign w:val="superscript"/>
+        </w:rPr>
+        <w:t>*</w:t>
+      </w:r>
+      <w:r>
+        <w:rPr>
+          <w:b w:val="0"/>
+          <w:i/>
+        </w:rPr>
+        <w:t xml:space="preserve"> of the adoption window under a linear usage price satisfies κ</w:t>
+      </w:r>
+      <w:r>
+        <w:rPr>
+          <w:b w:val="0"/>
+          <w:i/>
+          <w:vertAlign w:val="superscript"/>
+        </w:rPr>
+        <w:t>*</w:t>
+      </w:r>
+      <w:r>
+        <w:rPr>
+          <w:b w:val="0"/>
+          <w:i/>
+        </w:rPr>
+        <w:t xml:space="preserve"> &lt; κ̄(</w:t>
+      </w:r>
+      <w:r>
+        <w:rPr>
+          <w:b w:val="0"/>
+          <w:i w:val="0"/>
+        </w:rPr>
+        <w:t>A</w:t>
+      </w:r>
+      <w:r>
+        <w:rPr>
+          <w:b w:val="0"/>
+          <w:i/>
+        </w:rPr>
+        <w:t>) for every finite ρ, and κ</w:t>
+      </w:r>
+      <w:r>
+        <w:rPr>
+          <w:b w:val="0"/>
+          <w:i/>
+          <w:vertAlign w:val="superscript"/>
+        </w:rPr>
+        <w:t>*</w:t>
+      </w:r>
+      <w:r>
+        <w:rPr>
+          <w:b w:val="0"/>
+          <w:i/>
+        </w:rPr>
+        <w:t xml:space="preserve"> ↑ κ̄(</w:t>
+      </w:r>
+      <w:r>
+        <w:rPr>
+          <w:b w:val="0"/>
+          <w:i w:val="0"/>
+        </w:rPr>
+        <w:t>A</w:t>
+      </w:r>
+      <w:r>
+        <w:rPr>
+          <w:b w:val="0"/>
+          <w:i/>
+        </w:rPr>
+        <w:t xml:space="preserve">) as ρ → ∞, for example as the speed ratio </w:t>
+      </w:r>
+      <w:r>
+        <w:rPr>
+          <w:b w:val="0"/>
+          <w:i w:val="0"/>
+        </w:rPr>
+        <w:t>B</w:t>
+      </w:r>
+      <w:r>
+        <w:rPr>
+          <w:b w:val="0"/>
+          <w:i/>
+        </w:rPr>
+        <w:t xml:space="preserve"> → ∞ at a fixed nonnegative price.</w:t>
+      </w:r>
+    </w:p>
+    <w:p>
+      <w:pPr>
+        <w:spacing w:after="120"/>
+        <w:ind w:firstLine="720"/>
+      </w:pPr>
+      <w:r>
+        <w:rPr>
+          <w:i/>
+        </w:rPr>
+        <w:t xml:space="preserve">Proof. </w:t>
+      </w:r>
+      <w:r>
+        <w:rPr>
+          <w:b w:val="0"/>
+          <w:i w:val="0"/>
+        </w:rPr>
+        <w:t>At κ</w:t>
+      </w:r>
+      <w:r>
+        <w:rPr>
+          <w:b w:val="0"/>
+          <w:i w:val="0"/>
+          <w:vertAlign w:val="superscript"/>
+        </w:rPr>
+        <w:t>*</w:t>
+      </w:r>
+      <w:r>
+        <w:rPr>
+          <w:b w:val="0"/>
+          <w:i w:val="0"/>
+        </w:rPr>
+        <w:t xml:space="preserve">, </w:t>
+      </w:r>
+      <w:r>
+        <w:rPr>
+          <w:b w:val="0"/>
+          <w:i/>
+        </w:rPr>
+        <w:t>h</w:t>
+      </w:r>
+      <w:r>
+        <w:rPr>
+          <w:b w:val="0"/>
+          <w:i w:val="0"/>
+        </w:rPr>
+        <w:t>(κ</w:t>
+      </w:r>
+      <w:r>
+        <w:rPr>
+          <w:b w:val="0"/>
+          <w:i w:val="0"/>
+          <w:vertAlign w:val="superscript"/>
+        </w:rPr>
+        <w:t>*</w:t>
+      </w:r>
+      <w:r>
+        <w:rPr>
+          <w:b w:val="0"/>
+          <w:i w:val="0"/>
+        </w:rPr>
+        <w:t xml:space="preserve">) = </w:t>
+      </w:r>
+      <w:r>
+        <w:rPr>
+          <w:b w:val="0"/>
+          <w:i/>
+        </w:rPr>
+        <w:t>A h</w:t>
+      </w:r>
+      <w:r>
+        <w:rPr>
+          <w:b w:val="0"/>
+          <w:i w:val="0"/>
+        </w:rPr>
+        <w:t>(ρκ</w:t>
+      </w:r>
+      <w:r>
+        <w:rPr>
+          <w:b w:val="0"/>
+          <w:i w:val="0"/>
+          <w:vertAlign w:val="superscript"/>
+        </w:rPr>
+        <w:t>*</w:t>
+      </w:r>
+      <w:r>
+        <w:rPr>
+          <w:b w:val="0"/>
+          <w:i w:val="0"/>
+        </w:rPr>
+        <w:t xml:space="preserve">) &lt; </w:t>
+      </w:r>
+      <w:r>
+        <w:rPr>
+          <w:b w:val="0"/>
+          <w:i/>
+        </w:rPr>
+        <w:t>A</w:t>
+      </w:r>
+      <w:r>
+        <w:rPr>
+          <w:b w:val="0"/>
+          <w:i w:val="0"/>
+        </w:rPr>
+        <w:t xml:space="preserve"> because </w:t>
+      </w:r>
+      <w:r>
+        <w:rPr>
+          <w:b w:val="0"/>
+          <w:i/>
+        </w:rPr>
+        <w:t>h</w:t>
+      </w:r>
+      <w:r>
+        <w:rPr>
+          <w:b w:val="0"/>
+          <w:i w:val="0"/>
+        </w:rPr>
+        <w:t xml:space="preserve"> &lt; 1, and </w:t>
+      </w:r>
+      <w:r>
+        <w:rPr>
+          <w:b w:val="0"/>
+          <w:i/>
+        </w:rPr>
+        <w:t>h</w:t>
+      </w:r>
+      <w:r>
+        <w:rPr>
+          <w:b w:val="0"/>
+          <w:i w:val="0"/>
+        </w:rPr>
+        <w:t xml:space="preserve"> is increasing above 1, so κ</w:t>
+      </w:r>
+      <w:r>
+        <w:rPr>
+          <w:b w:val="0"/>
+          <w:i w:val="0"/>
+          <w:vertAlign w:val="superscript"/>
+        </w:rPr>
+        <w:t>*</w:t>
+      </w:r>
+      <w:r>
+        <w:rPr>
+          <w:b w:val="0"/>
+          <w:i w:val="0"/>
+        </w:rPr>
+        <w:t xml:space="preserve"> &lt; κ̄. For any κ &lt; κ̄ we have </w:t>
+      </w:r>
+      <w:r>
+        <w:rPr>
+          <w:b w:val="0"/>
+          <w:i/>
+        </w:rPr>
+        <w:t>h</w:t>
+      </w:r>
+      <w:r>
+        <w:rPr>
+          <w:b w:val="0"/>
+          <w:i w:val="0"/>
+        </w:rPr>
+        <w:t xml:space="preserve">(κ) &lt; </w:t>
+      </w:r>
+      <w:r>
+        <w:rPr>
+          <w:b w:val="0"/>
+          <w:i/>
+        </w:rPr>
+        <w:t>A</w:t>
+      </w:r>
+      <w:r>
+        <w:rPr>
+          <w:b w:val="0"/>
+          <w:i w:val="0"/>
+        </w:rPr>
+        <w:t xml:space="preserve">, while </w:t>
+      </w:r>
+      <w:r>
+        <w:rPr>
+          <w:b w:val="0"/>
+          <w:i/>
+        </w:rPr>
+        <w:t>A h</w:t>
+      </w:r>
+      <w:r>
+        <w:rPr>
+          <w:b w:val="0"/>
+          <w:i w:val="0"/>
+        </w:rPr>
+        <w:t xml:space="preserve">(ρκ) → </w:t>
+      </w:r>
+      <w:r>
+        <w:rPr>
+          <w:b w:val="0"/>
+          <w:i/>
+        </w:rPr>
+        <w:t>A</w:t>
+      </w:r>
+      <w:r>
+        <w:rPr>
+          <w:b w:val="0"/>
+          <w:i w:val="0"/>
+        </w:rPr>
+        <w:t xml:space="preserve"> as ρ → ∞, so Φ(κ) &gt; 0 for large ρ and hence κ</w:t>
+      </w:r>
+      <w:r>
+        <w:rPr>
+          <w:b w:val="0"/>
+          <w:i w:val="0"/>
+          <w:vertAlign w:val="superscript"/>
+        </w:rPr>
+        <w:t>*</w:t>
+      </w:r>
+      <w:r>
+        <w:rPr>
+          <w:b w:val="0"/>
+          <w:i w:val="0"/>
+        </w:rPr>
+        <w:t xml:space="preserve"> &gt; κ. Therefore κ</w:t>
+      </w:r>
+      <w:r>
+        <w:rPr>
+          <w:b w:val="0"/>
+          <w:i w:val="0"/>
+          <w:vertAlign w:val="superscript"/>
+        </w:rPr>
+        <w:t>*</w:t>
+      </w:r>
+      <w:r>
+        <w:rPr>
+          <w:b w:val="0"/>
+          <w:i w:val="0"/>
+        </w:rPr>
+        <w:t xml:space="preserve"> → κ̄. Substituting κ = </w:t>
+      </w:r>
+      <w:r>
+        <w:rPr>
+          <w:b w:val="0"/>
+          <w:i/>
+        </w:rPr>
+        <w:t>abf</w:t>
+      </w:r>
+      <w:r>
+        <w:rPr>
+          <w:b w:val="0"/>
+          <w:i w:val="0"/>
+        </w:rPr>
+        <w:t xml:space="preserve"> gives (1 − </w:t>
+      </w:r>
+      <w:r>
+        <w:rPr>
+          <w:b w:val="0"/>
+          <w:i/>
+        </w:rPr>
+        <w:t>A</w:t>
+      </w:r>
+      <w:r>
+        <w:rPr>
+          <w:b w:val="0"/>
+          <w:i w:val="0"/>
+        </w:rPr>
+        <w:t>)κ̄ = 1 + ln κ̄, which is the equation of Proposition 3 with τ = 0. ∎</w:t>
+      </w:r>
+    </w:p>
+    <w:p>
+      <w:pPr>
+        <w:spacing w:after="0" w:before="0"/>
+        <w:ind w:firstLine="720"/>
+      </w:pPr>
+      <w:r>
+        <w:rPr>
+          <w:b w:val="0"/>
+          <w:i w:val="0"/>
+        </w:rPr>
+        <w:t>Proposition 3 with τ = 0 is therefore the exact exclusion boundary in the limit of an arbitrarily cheap or fast tool, and an upper bound on the boundary otherwise.</w:t>
       </w:r>
     </w:p>
     <w:p>
